--- a/Schedule_Matrix_and_Date_Finder_2026-06-02.docx
+++ b/Schedule_Matrix_and_Date_Finder_2026-06-02.docx
@@ -2,7 +2,7 @@
 <file path=word/document.xml><?xml version="1.0" encoding="utf-8"?>
 <w:document xmlns:w="http://schemas.openxmlformats.org/wordprocessingml/2006/main" xmlns:m="http://schemas.openxmlformats.org/officeDocument/2006/math" xmlns:r="http://schemas.openxmlformats.org/officeDocument/2006/relationships" xmlns:o="urn:schemas-microsoft-com:office:office" xmlns:v="urn:schemas-microsoft-com:vml" xmlns:w10="urn:schemas-microsoft-com:office:word" xmlns:a="http://schemas.openxmlformats.org/drawingml/2006/main" xmlns:pic="http://schemas.openxmlformats.org/drawingml/2006/picture" xmlns:wp="http://schemas.openxmlformats.org/drawingml/2006/wordprocessingDrawing">
   <w:body>
-    <w:bookmarkStart w:id="24" w:name="X1197b0599b1a3b5a928e81cfbc1fe22c6ac849a"/>
+    <w:bookmarkStart w:id="25" w:name="X1197b0599b1a3b5a928e81cfbc1fe22c6ac849a"/>
     <w:p>
       <w:pPr>
         <w:pStyle w:val="Heading1"/>
@@ -293,7 +293,7 @@
       </w:r>
     </w:p>
     <w:bookmarkEnd w:id="11"/>
-    <w:bookmarkStart w:id="12" w:name="availability-has-three-states-not-two"/>
+    <w:bookmarkStart w:id="13" w:name="availability-has-three-states-not-two"/>
     <w:p>
       <w:pPr>
         <w:pStyle w:val="Heading2"/>
@@ -490,8 +490,99 @@
         </w:tc>
       </w:tr>
     </w:tbl>
-    <w:bookmarkEnd w:id="12"/>
-    <w:bookmarkStart w:id="13" w:name="X1331d703a29bb514352c0b94c22fee8bef91930"/>
+    <w:p>
+      <w:pPr>
+        <w:pStyle w:val="BodyText"/>
+      </w:pPr>
+      <w:r>
+        <w:rPr>
+          <w:b/>
+          <w:bCs/>
+        </w:rPr>
+        <w:t xml:space="preserve">In-app Setnayan services are EXCLUDED from this matrix (owner-locked 2026-06-03).</w:t>
+      </w:r>
+      <w:r>
+        <w:t xml:space="preserve"> </w:t>
+      </w:r>
+      <w:r>
+        <w:t xml:space="preserve">The availability states + date-gate here are</w:t>
+      </w:r>
+      <w:r>
+        <w:t xml:space="preserve"> </w:t>
+      </w:r>
+      <w:r>
+        <w:rPr>
+          <w:b/>
+          <w:bCs/>
+        </w:rPr>
+        <w:t xml:space="preserve">external-vendor-only.</w:t>
+      </w:r>
+      <w:r>
+        <w:t xml:space="preserve"> </w:t>
+      </w:r>
+      <w:r>
+        <w:t xml:space="preserve">Setnayan’s own in-app services (</w:t>
+      </w:r>
+      <w:r>
+        <w:rPr>
+          <w:rStyle w:val="VerbatimChar"/>
+        </w:rPr>
+        <w:t xml:space="preserve">is_setnayan_service = true</w:t>
+      </w:r>
+      <w:r>
+        <w:t xml:space="preserve">) are</w:t>
+      </w:r>
+      <w:r>
+        <w:t xml:space="preserve"> </w:t>
+      </w:r>
+      <w:r>
+        <w:rPr>
+          <w:b/>
+          <w:bCs/>
+        </w:rPr>
+        <w:t xml:space="preserve">always-available</w:t>
+      </w:r>
+      <w:r>
+        <w:t xml:space="preserve"> </w:t>
+      </w:r>
+      <w:r>
+        <w:t xml:space="preserve">(Setnayan-fulfilled · no wedding-date constraint), so they never date-gate, never consume</w:t>
+      </w:r>
+      <w:r>
+        <w:t xml:space="preserve"> </w:t>
+      </w:r>
+      <w:r>
+        <w:rPr>
+          <w:rStyle w:val="VerbatimChar"/>
+        </w:rPr>
+        <w:t xml:space="preserve">daily_booking_capacity</w:t>
+      </w:r>
+      <w:r>
+        <w:t xml:space="preserve">, and never appear as a row in the find-your-date grid — they’re add-and-pay anytime (</w:t>
+      </w:r>
+      <w:hyperlink r:id="rId12">
+        <w:r>
+          <w:rPr>
+            <w:rStyle w:val="Hyperlink"/>
+          </w:rPr>
+          <w:t xml:space="preserve">0034</w:t>
+        </w:r>
+      </w:hyperlink>
+      <w:r>
+        <w:t xml:space="preserve">). See DECISION_LOG 2026-06-03</w:t>
+      </w:r>
+      <w:r>
+        <w:t xml:space="preserve"> </w:t>
+      </w:r>
+      <w:r>
+        <w:t xml:space="preserve">“♾️ In-app services are ALWAYS-ON + direct-checkout”</w:t>
+      </w:r>
+      <w:r>
+        <w:t xml:space="preserve">.</w:t>
+      </w:r>
+    </w:p>
+    <w:bookmarkEnd w:id="13"/>
+    <w:bookmarkStart w:id="14" w:name="X1331d703a29bb514352c0b94c22fee8bef91930"/>
     <w:p>
       <w:pPr>
         <w:pStyle w:val="Heading2"/>
@@ -850,8 +941,8 @@
         <w:t xml:space="preserve">slot before anyone pays) — a separate dial, unchanged.</w:t>
       </w:r>
     </w:p>
-    <w:bookmarkEnd w:id="13"/>
-    <w:bookmarkStart w:id="14" w:name="X163e24afb560d6746207f39051c3556e2a417f8"/>
+    <w:bookmarkEnd w:id="14"/>
+    <w:bookmarkStart w:id="15" w:name="X163e24afb560d6746207f39051c3556e2a417f8"/>
     <w:p>
       <w:pPr>
         <w:pStyle w:val="Heading2"/>
@@ -1017,8 +1108,8 @@
         <w:t xml:space="preserve">source already exists in the schema.</w:t>
       </w:r>
     </w:p>
-    <w:bookmarkEnd w:id="14"/>
-    <w:bookmarkStart w:id="15" w:name="the-shared-engine-in-plain-english"/>
+    <w:bookmarkEnd w:id="15"/>
+    <w:bookmarkStart w:id="16" w:name="the-shared-engine-in-plain-english"/>
     <w:p>
       <w:pPr>
         <w:pStyle w:val="Heading2"/>
@@ -1185,8 +1276,8 @@
         <w:t xml:space="preserve">, which already computes per-vendor free days + the locked-vendor intersection.</w:t>
       </w:r>
     </w:p>
-    <w:bookmarkEnd w:id="15"/>
-    <w:bookmarkStart w:id="16" w:name="feature-a-find-your-date"/>
+    <w:bookmarkEnd w:id="16"/>
+    <w:bookmarkStart w:id="17" w:name="feature-a-find-your-date"/>
     <w:p>
       <w:pPr>
         <w:pStyle w:val="Heading2"/>
@@ -1845,8 +1936,8 @@
         <w:t xml:space="preserve">hints inside the View-2 combo. Flagged as a future enhancement; not in the V1.x build.</w:t>
       </w:r>
     </w:p>
-    <w:bookmarkEnd w:id="16"/>
-    <w:bookmarkStart w:id="17" w:name="X1664729caea31c1007563227b98d552e3f4acc5"/>
+    <w:bookmarkEnd w:id="17"/>
+    <w:bookmarkStart w:id="18" w:name="X1664729caea31c1007563227b98d552e3f4acc5"/>
     <w:p>
       <w:pPr>
         <w:pStyle w:val="Heading2"/>
@@ -2238,8 +2329,8 @@
         <w:t xml:space="preserve">reception.</w:t>
       </w:r>
     </w:p>
-    <w:bookmarkEnd w:id="17"/>
-    <w:bookmarkStart w:id="18" w:name="soft-hold-timing-option-a-locked"/>
+    <w:bookmarkEnd w:id="18"/>
+    <w:bookmarkStart w:id="19" w:name="soft-hold-timing-option-a-locked"/>
     <w:p>
       <w:pPr>
         <w:pStyle w:val="Heading2"/>
@@ -2288,8 +2379,8 @@
         <w:t xml:space="preserve">when the couple narrows to one date and locks. → keeps the per-(vendor, date) fairness cap honest. No couple can tie up a vendor across 4 tentative dates.</w:t>
       </w:r>
     </w:p>
-    <w:bookmarkEnd w:id="18"/>
-    <w:bookmarkStart w:id="19" w:name="X3b7e3ef0821e04ae31e3fc8e47760efe5e81a2c"/>
+    <w:bookmarkEnd w:id="19"/>
+    <w:bookmarkStart w:id="20" w:name="X3b7e3ef0821e04ae31e3fc8e47760efe5e81a2c"/>
     <w:p>
       <w:pPr>
         <w:pStyle w:val="Heading2"/>
@@ -2693,8 +2784,8 @@
         <w:t xml:space="preserve">one nudge per genuine new event, capped (e.g. max 1/day per vendor-date) so it never reads as spam.</w:t>
       </w:r>
     </w:p>
-    <w:bookmarkEnd w:id="19"/>
-    <w:bookmarkStart w:id="20" w:name="X8292e19d4d50d0e328237a26636ca08564a356e"/>
+    <w:bookmarkEnd w:id="20"/>
+    <w:bookmarkStart w:id="21" w:name="X8292e19d4d50d0e328237a26636ca08564a356e"/>
     <w:p>
       <w:pPr>
         <w:pStyle w:val="Heading2"/>
@@ -2877,8 +2968,8 @@
         <w:t xml:space="preserve">failure mode (using Stage-1 search as if it were intent) — keep both dials set right.</w:t>
       </w:r>
     </w:p>
-    <w:bookmarkEnd w:id="20"/>
-    <w:bookmarkStart w:id="21" w:name="the-build-order-keystone-first"/>
+    <w:bookmarkEnd w:id="21"/>
+    <w:bookmarkStart w:id="22" w:name="the-build-order-keystone-first"/>
     <w:p>
       <w:pPr>
         <w:pStyle w:val="Heading2"/>
@@ -3164,8 +3255,8 @@
         <w:t xml:space="preserve">(inquiry-triggered) + the 0028 template + the escalation + the throttle.</w:t>
       </w:r>
     </w:p>
-    <w:bookmarkEnd w:id="21"/>
-    <w:bookmarkStart w:id="22" w:name="schema-cross-iteration-touch"/>
+    <w:bookmarkEnd w:id="22"/>
+    <w:bookmarkStart w:id="23" w:name="schema-cross-iteration-touch"/>
     <w:p>
       <w:pPr>
         <w:pStyle w:val="Heading2"/>
@@ -3407,8 +3498,8 @@
         <w:t xml:space="preserve">+ eyeing surface), 0016/0043 (onboarding date commit), 0028 (emails), 0034 (orders).</w:t>
       </w:r>
     </w:p>
-    <w:bookmarkEnd w:id="22"/>
-    <w:bookmarkStart w:id="23" w:name="scope"/>
+    <w:bookmarkEnd w:id="23"/>
+    <w:bookmarkStart w:id="24" w:name="scope"/>
     <w:p>
       <w:pPr>
         <w:pStyle w:val="Heading2"/>
@@ -3445,8 +3536,8 @@
         <w:t xml:space="preserve">No code or migration shipped with this lock — design capture only.</w:t>
       </w:r>
     </w:p>
-    <w:bookmarkEnd w:id="23"/>
     <w:bookmarkEnd w:id="24"/>
+    <w:bookmarkEnd w:id="25"/>
     <w:sectPr>
       <w:footnotePr>
         <w:numRestart w:val="eachSect"/>

--- a/Schedule_Matrix_and_Date_Finder_2026-06-02.docx
+++ b/Schedule_Matrix_and_Date_Finder_2026-06-02.docx
@@ -2,7 +2,7 @@
 <file path=word/document.xml><?xml version="1.0" encoding="utf-8"?>
 <w:document xmlns:w="http://schemas.openxmlformats.org/wordprocessingml/2006/main" xmlns:m="http://schemas.openxmlformats.org/officeDocument/2006/math" xmlns:r="http://schemas.openxmlformats.org/officeDocument/2006/relationships" xmlns:o="urn:schemas-microsoft-com:office:office" xmlns:v="urn:schemas-microsoft-com:vml" xmlns:w10="urn:schemas-microsoft-com:office:word" xmlns:a="http://schemas.openxmlformats.org/drawingml/2006/main" xmlns:pic="http://schemas.openxmlformats.org/drawingml/2006/picture" xmlns:wp="http://schemas.openxmlformats.org/drawingml/2006/wordprocessingDrawing">
   <w:body>
-    <w:bookmarkStart w:id="25" w:name="X1197b0599b1a3b5a928e81cfbc1fe22c6ac849a"/>
+    <w:bookmarkStart w:id="26" w:name="X1197b0599b1a3b5a928e81cfbc1fe22c6ac849a"/>
     <w:p>
       <w:pPr>
         <w:pStyle w:val="Heading1"/>
@@ -107,7 +107,7 @@
         </w:pict>
       </w:r>
     </w:p>
-    <w:bookmarkStart w:id="10" w:name="the-one-line-idea"/>
+    <w:bookmarkStart w:id="11" w:name="the-one-line-idea"/>
     <w:p>
       <w:pPr>
         <w:pStyle w:val="Heading2"/>
@@ -118,6 +118,69 @@
     </w:p>
     <w:p>
       <w:pPr>
+        <w:pStyle w:val="BlockText"/>
+      </w:pPr>
+      <w:r>
+        <w:rPr>
+          <w:b/>
+          <w:bCs/>
+        </w:rPr>
+        <w:t xml:space="preserve">Couple-facing free-tool name:</w:t>
+      </w:r>
+      <w:r>
+        <w:t xml:space="preserve"> </w:t>
+      </w:r>
+      <w:r>
+        <w:t xml:space="preserve">this</w:t>
+      </w:r>
+      <w:r>
+        <w:t xml:space="preserve"> </w:t>
+      </w:r>
+      <w:r>
+        <w:t xml:space="preserve">“Find your date”</w:t>
+      </w:r>
+      <w:r>
+        <w:t xml:space="preserve"> </w:t>
+      </w:r>
+      <w:r>
+        <w:t xml:space="preserve">surface is the</w:t>
+      </w:r>
+      <w:r>
+        <w:t xml:space="preserve"> </w:t>
+      </w:r>
+      <w:r>
+        <w:rPr>
+          <w:b/>
+          <w:bCs/>
+        </w:rPr>
+        <w:t xml:space="preserve">Wedding Date Aligner</w:t>
+      </w:r>
+      <w:r>
+        <w:t xml:space="preserve"> </w:t>
+      </w:r>
+      <w:r>
+        <w:t xml:space="preserve">— #15 in</w:t>
+      </w:r>
+      <w:r>
+        <w:t xml:space="preserve"> </w:t>
+      </w:r>
+      <w:hyperlink r:id="rId10">
+        <w:r>
+          <w:rPr>
+            <w:rStyle w:val="Hyperlink"/>
+          </w:rPr>
+          <w:t xml:space="preserve">Time_and_Money_Saved_Model_2026-06-01.md</w:t>
+        </w:r>
+      </w:hyperlink>
+      <w:r>
+        <w:t xml:space="preserve"> </w:t>
+      </w:r>
+      <w:r>
+        <w:t xml:space="preserve">§H (free · ₱999 value · ~3h saved).</w:t>
+      </w:r>
+    </w:p>
+    <w:p>
+      <w:pPr>
         <w:pStyle w:val="FirstParagraph"/>
       </w:pPr>
       <w:r>
@@ -171,8 +234,8 @@
         <w:t xml:space="preserve">signal.</w:t>
       </w:r>
     </w:p>
-    <w:bookmarkEnd w:id="10"/>
-    <w:bookmarkStart w:id="11" w:name="X39e2e0aaf412e4e81ec332499e568aff7fbf996"/>
+    <w:bookmarkEnd w:id="11"/>
+    <w:bookmarkStart w:id="12" w:name="X39e2e0aaf412e4e81ec332499e568aff7fbf996"/>
     <w:p>
       <w:pPr>
         <w:pStyle w:val="Heading2"/>
@@ -292,8 +355,8 @@
         </w:pict>
       </w:r>
     </w:p>
-    <w:bookmarkEnd w:id="11"/>
-    <w:bookmarkStart w:id="13" w:name="availability-has-three-states-not-two"/>
+    <w:bookmarkEnd w:id="12"/>
+    <w:bookmarkStart w:id="14" w:name="availability-has-three-states-not-two"/>
     <w:p>
       <w:pPr>
         <w:pStyle w:val="Heading2"/>
@@ -560,7 +623,7 @@
       <w:r>
         <w:t xml:space="preserve">, and never appear as a row in the find-your-date grid — they’re add-and-pay anytime (</w:t>
       </w:r>
-      <w:hyperlink r:id="rId12">
+      <w:hyperlink r:id="rId13">
         <w:r>
           <w:rPr>
             <w:rStyle w:val="Hyperlink"/>
@@ -581,8 +644,8 @@
         <w:t xml:space="preserve">.</w:t>
       </w:r>
     </w:p>
-    <w:bookmarkEnd w:id="13"/>
-    <w:bookmarkStart w:id="14" w:name="X1331d703a29bb514352c0b94c22fee8bef91930"/>
+    <w:bookmarkEnd w:id="14"/>
+    <w:bookmarkStart w:id="15" w:name="X1331d703a29bb514352c0b94c22fee8bef91930"/>
     <w:p>
       <w:pPr>
         <w:pStyle w:val="Heading2"/>
@@ -941,8 +1004,8 @@
         <w:t xml:space="preserve">slot before anyone pays) — a separate dial, unchanged.</w:t>
       </w:r>
     </w:p>
-    <w:bookmarkEnd w:id="14"/>
-    <w:bookmarkStart w:id="15" w:name="X163e24afb560d6746207f39051c3556e2a417f8"/>
+    <w:bookmarkEnd w:id="15"/>
+    <w:bookmarkStart w:id="16" w:name="X163e24afb560d6746207f39051c3556e2a417f8"/>
     <w:p>
       <w:pPr>
         <w:pStyle w:val="Heading2"/>
@@ -1108,8 +1171,8 @@
         <w:t xml:space="preserve">source already exists in the schema.</w:t>
       </w:r>
     </w:p>
-    <w:bookmarkEnd w:id="15"/>
-    <w:bookmarkStart w:id="16" w:name="the-shared-engine-in-plain-english"/>
+    <w:bookmarkEnd w:id="16"/>
+    <w:bookmarkStart w:id="17" w:name="the-shared-engine-in-plain-english"/>
     <w:p>
       <w:pPr>
         <w:pStyle w:val="Heading2"/>
@@ -1276,8 +1339,8 @@
         <w:t xml:space="preserve">, which already computes per-vendor free days + the locked-vendor intersection.</w:t>
       </w:r>
     </w:p>
-    <w:bookmarkEnd w:id="16"/>
-    <w:bookmarkStart w:id="17" w:name="feature-a-find-your-date"/>
+    <w:bookmarkEnd w:id="17"/>
+    <w:bookmarkStart w:id="18" w:name="feature-a-find-your-date"/>
     <w:p>
       <w:pPr>
         <w:pStyle w:val="Heading2"/>
@@ -1936,8 +1999,8 @@
         <w:t xml:space="preserve">hints inside the View-2 combo. Flagged as a future enhancement; not in the V1.x build.</w:t>
       </w:r>
     </w:p>
-    <w:bookmarkEnd w:id="17"/>
-    <w:bookmarkStart w:id="18" w:name="X1664729caea31c1007563227b98d552e3f4acc5"/>
+    <w:bookmarkEnd w:id="18"/>
+    <w:bookmarkStart w:id="19" w:name="X1664729caea31c1007563227b98d552e3f4acc5"/>
     <w:p>
       <w:pPr>
         <w:pStyle w:val="Heading2"/>
@@ -2329,8 +2392,8 @@
         <w:t xml:space="preserve">reception.</w:t>
       </w:r>
     </w:p>
-    <w:bookmarkEnd w:id="18"/>
-    <w:bookmarkStart w:id="19" w:name="soft-hold-timing-option-a-locked"/>
+    <w:bookmarkEnd w:id="19"/>
+    <w:bookmarkStart w:id="20" w:name="soft-hold-timing-option-a-locked"/>
     <w:p>
       <w:pPr>
         <w:pStyle w:val="Heading2"/>
@@ -2379,8 +2442,8 @@
         <w:t xml:space="preserve">when the couple narrows to one date and locks. → keeps the per-(vendor, date) fairness cap honest. No couple can tie up a vendor across 4 tentative dates.</w:t>
       </w:r>
     </w:p>
-    <w:bookmarkEnd w:id="19"/>
-    <w:bookmarkStart w:id="20" w:name="X3b7e3ef0821e04ae31e3fc8e47760efe5e81a2c"/>
+    <w:bookmarkEnd w:id="20"/>
+    <w:bookmarkStart w:id="21" w:name="X3b7e3ef0821e04ae31e3fc8e47760efe5e81a2c"/>
     <w:p>
       <w:pPr>
         <w:pStyle w:val="Heading2"/>
@@ -2784,8 +2847,8 @@
         <w:t xml:space="preserve">one nudge per genuine new event, capped (e.g. max 1/day per vendor-date) so it never reads as spam.</w:t>
       </w:r>
     </w:p>
-    <w:bookmarkEnd w:id="20"/>
-    <w:bookmarkStart w:id="21" w:name="X8292e19d4d50d0e328237a26636ca08564a356e"/>
+    <w:bookmarkEnd w:id="21"/>
+    <w:bookmarkStart w:id="22" w:name="X8292e19d4d50d0e328237a26636ca08564a356e"/>
     <w:p>
       <w:pPr>
         <w:pStyle w:val="Heading2"/>
@@ -2968,8 +3031,8 @@
         <w:t xml:space="preserve">failure mode (using Stage-1 search as if it were intent) — keep both dials set right.</w:t>
       </w:r>
     </w:p>
-    <w:bookmarkEnd w:id="21"/>
-    <w:bookmarkStart w:id="22" w:name="the-build-order-keystone-first"/>
+    <w:bookmarkEnd w:id="22"/>
+    <w:bookmarkStart w:id="23" w:name="the-build-order-keystone-first"/>
     <w:p>
       <w:pPr>
         <w:pStyle w:val="Heading2"/>
@@ -3255,8 +3318,8 @@
         <w:t xml:space="preserve">(inquiry-triggered) + the 0028 template + the escalation + the throttle.</w:t>
       </w:r>
     </w:p>
-    <w:bookmarkEnd w:id="22"/>
-    <w:bookmarkStart w:id="23" w:name="schema-cross-iteration-touch"/>
+    <w:bookmarkEnd w:id="23"/>
+    <w:bookmarkStart w:id="24" w:name="schema-cross-iteration-touch"/>
     <w:p>
       <w:pPr>
         <w:pStyle w:val="Heading2"/>
@@ -3498,8 +3561,8 @@
         <w:t xml:space="preserve">+ eyeing surface), 0016/0043 (onboarding date commit), 0028 (emails), 0034 (orders).</w:t>
       </w:r>
     </w:p>
-    <w:bookmarkEnd w:id="23"/>
-    <w:bookmarkStart w:id="24" w:name="scope"/>
+    <w:bookmarkEnd w:id="24"/>
+    <w:bookmarkStart w:id="25" w:name="scope"/>
     <w:p>
       <w:pPr>
         <w:pStyle w:val="Heading2"/>
@@ -3536,8 +3599,8 @@
         <w:t xml:space="preserve">No code or migration shipped with this lock — design capture only.</w:t>
       </w:r>
     </w:p>
-    <w:bookmarkEnd w:id="24"/>
     <w:bookmarkEnd w:id="25"/>
+    <w:bookmarkEnd w:id="26"/>
     <w:sectPr>
       <w:footnotePr>
         <w:numRestart w:val="eachSect"/>
